--- a/sienna_life_plans.docx
+++ b/sienna_life_plans.docx
@@ -1,6 +1,6 @@
 
 <file path=word/document.xml><?xml version="1.0" encoding="utf-8"?>
-<w:document xmlns:wpc="http://schemas.microsoft.com/office/word/2010/wordprocessingCanvas" xmlns:cx="http://schemas.microsoft.com/office/drawing/2014/chartex" xmlns:cx1="http://schemas.microsoft.com/office/drawing/2015/9/8/chartex" xmlns:cx2="http://schemas.microsoft.com/office/drawing/2015/10/21/chartex" xmlns:cx3="http://schemas.microsoft.com/office/drawing/2016/5/9/chartex" xmlns:cx4="http://schemas.microsoft.com/office/drawing/2016/5/10/chartex" xmlns:cx5="http://schemas.microsoft.com/office/drawing/2016/5/11/chartex" xmlns:cx6="http://schemas.microsoft.com/office/drawing/2016/5/12/chartex" xmlns:cx7="http://schemas.microsoft.com/office/drawing/2016/5/13/chartex" xmlns:cx8="http://schemas.microsoft.com/office/drawing/2016/5/14/chartex" xmlns:mc="http://schemas.openxmlformats.org/markup-compatibility/2006" xmlns:aink="http://schemas.microsoft.com/office/drawing/2016/ink" xmlns:am3d="http://schemas.microsoft.com/office/drawing/2017/model3d" xmlns:o="urn:schemas-microsoft-com:office:office" xmlns:oel="http://schemas.microsoft.com/office/2019/extlst" xmlns:r="http://schemas.openxmlformats.org/officeDocument/2006/relationships" xmlns:m="http://schemas.openxmlformats.org/officeDocument/2006/math" xmlns:v="urn:schemas-microsoft-com:vml" xmlns:wp14="http://schemas.microsoft.com/office/word/2010/wordprocessingDrawing" xmlns:wp="http://schemas.openxmlformats.org/drawingml/2006/wordprocessingDrawing" xmlns:w10="urn:schemas-microsoft-com:office:word" xmlns:w="http://schemas.openxmlformats.org/wordprocessingml/2006/main" xmlns:w14="http://schemas.microsoft.com/office/word/2010/wordml" xmlns:w15="http://schemas.microsoft.com/office/word/2012/wordml" xmlns:w16cex="http://schemas.microsoft.com/office/word/2018/wordml/cex" xmlns:w16cid="http://schemas.microsoft.com/office/word/2016/wordml/cid" xmlns:w16="http://schemas.microsoft.com/office/word/2018/wordml" xmlns:w16du="http://schemas.microsoft.com/office/word/2023/wordml/word16du" xmlns:w16sdtdh="http://schemas.microsoft.com/office/word/2020/wordml/sdtdatahash" xmlns:w16se="http://schemas.microsoft.com/office/word/2015/wordml/symex" xmlns:wpg="http://schemas.microsoft.com/office/word/2010/wordprocessingGroup" xmlns:wpi="http://schemas.microsoft.com/office/word/2010/wordprocessingInk" xmlns:wne="http://schemas.microsoft.com/office/word/2006/wordml" xmlns:wps="http://schemas.microsoft.com/office/word/2010/wordprocessingShape" mc:Ignorable="w14 w15 w16se w16cid w16 w16cex w16sdtdh w16du wp14">
+<w:document xmlns:wpc="http://schemas.microsoft.com/office/word/2010/wordprocessingCanvas" xmlns:cx="http://schemas.microsoft.com/office/drawing/2014/chartex" xmlns:cx1="http://schemas.microsoft.com/office/drawing/2015/9/8/chartex" xmlns:cx2="http://schemas.microsoft.com/office/drawing/2015/10/21/chartex" xmlns:cx3="http://schemas.microsoft.com/office/drawing/2016/5/9/chartex" xmlns:cx4="http://schemas.microsoft.com/office/drawing/2016/5/10/chartex" xmlns:cx5="http://schemas.microsoft.com/office/drawing/2016/5/11/chartex" xmlns:cx6="http://schemas.microsoft.com/office/drawing/2016/5/12/chartex" xmlns:cx7="http://schemas.microsoft.com/office/drawing/2016/5/13/chartex" xmlns:cx8="http://schemas.microsoft.com/office/drawing/2016/5/14/chartex" xmlns:mc="http://schemas.openxmlformats.org/markup-compatibility/2006" xmlns:aink="http://schemas.microsoft.com/office/drawing/2016/ink" xmlns:am3d="http://schemas.microsoft.com/office/drawing/2017/model3d" xmlns:o="urn:schemas-microsoft-com:office:office" xmlns:oel="http://schemas.microsoft.com/office/2019/extlst" xmlns:r="http://schemas.openxmlformats.org/officeDocument/2006/relationships" xmlns:m="http://schemas.openxmlformats.org/officeDocument/2006/math" xmlns:v="urn:schemas-microsoft-com:vml" xmlns:wp14="http://schemas.microsoft.com/office/word/2010/wordprocessingDrawing" xmlns:wp="http://schemas.openxmlformats.org/drawingml/2006/wordprocessingDrawing" xmlns:w10="urn:schemas-microsoft-com:office:word" xmlns:w="http://schemas.openxmlformats.org/wordprocessingml/2006/main" xmlns:w14="http://schemas.microsoft.com/office/word/2010/wordml" xmlns:w15="http://schemas.microsoft.com/office/word/2012/wordml" xmlns:w16cex="http://schemas.microsoft.com/office/word/2018/wordml/cex" xmlns:w16cid="http://schemas.microsoft.com/office/word/2016/wordml/cid" xmlns:w16="http://schemas.microsoft.com/office/word/2018/wordml" xmlns:w16du="http://schemas.microsoft.com/office/word/2023/wordml/word16du" xmlns:w16sdtdh="http://schemas.microsoft.com/office/word/2020/wordml/sdtdatahash" xmlns:w16sdtfl="http://schemas.microsoft.com/office/word/2024/wordml/sdtformatlock" xmlns:w16se="http://schemas.microsoft.com/office/word/2015/wordml/symex" xmlns:wpg="http://schemas.microsoft.com/office/word/2010/wordprocessingGroup" xmlns:wpi="http://schemas.microsoft.com/office/word/2010/wordprocessingInk" xmlns:wne="http://schemas.microsoft.com/office/word/2006/wordml" xmlns:wps="http://schemas.microsoft.com/office/word/2010/wordprocessingShape" mc:Ignorable="w14 w15 w16se w16cid w16 w16cex w16sdtdh w16sdtfl w16du wp14">
   <w:body>
     <w:p>
       <w:pPr>
@@ -32,13 +32,8 @@
           <w:numId w:val="5"/>
         </w:numPr>
       </w:pPr>
-      <w:proofErr w:type="spellStart"/>
-      <w:r>
-        <w:t>Sqlalchemy</w:t>
-      </w:r>
-      <w:proofErr w:type="spellEnd"/>
-      <w:r>
-        <w:t xml:space="preserve"> database</w:t>
+      <w:r>
+        <w:t>Sqlalchemy database</w:t>
       </w:r>
     </w:p>
     <w:p>
@@ -289,16 +284,8 @@
         <w:rPr>
           <w:strike/>
         </w:rPr>
-        <w:t xml:space="preserve">Functionality of adding </w:t>
-      </w:r>
-      <w:proofErr w:type="spellStart"/>
-      <w:r>
-        <w:rPr>
-          <w:strike/>
-        </w:rPr>
-        <w:t>todos</w:t>
-      </w:r>
-      <w:proofErr w:type="spellEnd"/>
+        <w:t>Functionality of adding todos</w:t>
+      </w:r>
     </w:p>
     <w:p>
       <w:pPr>
@@ -327,15 +314,7 @@
         </w:numPr>
       </w:pPr>
       <w:r>
-        <w:t xml:space="preserve">Add way to hide </w:t>
-      </w:r>
-      <w:proofErr w:type="spellStart"/>
-      <w:r>
-        <w:t>todos</w:t>
-      </w:r>
-      <w:proofErr w:type="spellEnd"/>
-      <w:r>
-        <w:t xml:space="preserve"> that are done and how to show done vs not done</w:t>
+        <w:t>Add way to hide todos that are done and how to show done vs not done</w:t>
       </w:r>
     </w:p>
     <w:p>
@@ -361,19 +340,11 @@
           <w:strike/>
         </w:rPr>
       </w:pPr>
-      <w:proofErr w:type="spellStart"/>
       <w:r>
         <w:rPr>
           <w:strike/>
         </w:rPr>
-        <w:t>Scss</w:t>
-      </w:r>
-      <w:proofErr w:type="spellEnd"/>
-      <w:r>
-        <w:rPr>
-          <w:strike/>
-        </w:rPr>
-        <w:t xml:space="preserve"> of checkmarks</w:t>
+        <w:t>Scss of checkmarks</w:t>
       </w:r>
     </w:p>
     <w:p>
@@ -435,19 +406,11 @@
           <w:strike/>
         </w:rPr>
       </w:pPr>
-      <w:proofErr w:type="spellStart"/>
       <w:r>
         <w:rPr>
           <w:strike/>
         </w:rPr>
-        <w:t>Scss</w:t>
-      </w:r>
-      <w:proofErr w:type="spellEnd"/>
-      <w:r>
-        <w:rPr>
-          <w:strike/>
-        </w:rPr>
-        <w:t xml:space="preserve"> for categories</w:t>
+        <w:t>Scss for categories</w:t>
       </w:r>
     </w:p>
     <w:p>
@@ -558,23 +521,35 @@
       <w:pPr>
         <w:pStyle w:val="ListParagraph"/>
         <w:numPr>
-          <w:ilvl w:val="1"/>
-          <w:numId w:val="1"/>
-        </w:numPr>
-      </w:pPr>
-      <w:r>
-        <w:t>Study</w:t>
-      </w:r>
-    </w:p>
-    <w:p>
-      <w:pPr>
-        <w:pStyle w:val="ListParagraph"/>
-        <w:numPr>
           <w:ilvl w:val="2"/>
           <w:numId w:val="1"/>
         </w:numPr>
       </w:pPr>
       <w:r>
+        <w:t>Add functionality for doing multiple sets of one exercise in the same day</w:t>
+      </w:r>
+    </w:p>
+    <w:p>
+      <w:pPr>
+        <w:pStyle w:val="ListParagraph"/>
+        <w:numPr>
+          <w:ilvl w:val="1"/>
+          <w:numId w:val="1"/>
+        </w:numPr>
+      </w:pPr>
+      <w:r>
+        <w:t>Study</w:t>
+      </w:r>
+    </w:p>
+    <w:p>
+      <w:pPr>
+        <w:pStyle w:val="ListParagraph"/>
+        <w:numPr>
+          <w:ilvl w:val="2"/>
+          <w:numId w:val="1"/>
+        </w:numPr>
+      </w:pPr>
+      <w:r>
         <w:t>School</w:t>
       </w:r>
     </w:p>
@@ -674,15 +649,7 @@
         </w:numPr>
       </w:pPr>
       <w:r>
-        <w:t xml:space="preserve">Will have additional features like integrating it with my to-do list and adding certain </w:t>
-      </w:r>
-      <w:proofErr w:type="spellStart"/>
-      <w:r>
-        <w:t>todos</w:t>
-      </w:r>
-      <w:proofErr w:type="spellEnd"/>
-      <w:r>
-        <w:t xml:space="preserve"> into my schedule</w:t>
+        <w:t>Will have additional features like integrating it with my to-do list and adding certain todos into my schedule</w:t>
       </w:r>
     </w:p>
     <w:p>
@@ -709,15 +676,7 @@
         </w:numPr>
       </w:pPr>
       <w:r>
-        <w:t xml:space="preserve">Import questions from a </w:t>
-      </w:r>
-      <w:proofErr w:type="spellStart"/>
-      <w:r>
-        <w:t>self written</w:t>
-      </w:r>
-      <w:proofErr w:type="spellEnd"/>
-      <w:r>
-        <w:t xml:space="preserve"> memoir type book for it to ask me each day</w:t>
+        <w:t>Import questions from a self written memoir type book for it to ask me each day</w:t>
       </w:r>
     </w:p>
     <w:p>
@@ -916,15 +875,7 @@
     </w:p>
     <w:p>
       <w:r>
-        <w:t>&lt;html lang="</w:t>
-      </w:r>
-      <w:proofErr w:type="spellStart"/>
-      <w:r>
-        <w:t>en</w:t>
-      </w:r>
-      <w:proofErr w:type="spellEnd"/>
-      <w:r>
-        <w:t>"&gt;</w:t>
+        <w:t>&lt;html lang="en"&gt;</w:t>
       </w:r>
     </w:p>
     <w:p>
@@ -949,31 +900,7 @@
     </w:p>
     <w:p>
       <w:r>
-        <w:t xml:space="preserve">    &lt;link </w:t>
-      </w:r>
-      <w:proofErr w:type="spellStart"/>
-      <w:r>
-        <w:t>rel</w:t>
-      </w:r>
-      <w:proofErr w:type="spellEnd"/>
-      <w:r>
-        <w:t xml:space="preserve">="stylesheet" </w:t>
-      </w:r>
-      <w:proofErr w:type="spellStart"/>
-      <w:r>
-        <w:t>href</w:t>
-      </w:r>
-      <w:proofErr w:type="spellEnd"/>
-      <w:r>
-        <w:t xml:space="preserve">="{{ </w:t>
-      </w:r>
-      <w:proofErr w:type="spellStart"/>
-      <w:r>
-        <w:t>url_for</w:t>
-      </w:r>
-      <w:proofErr w:type="spellEnd"/>
-      <w:r>
-        <w:t>('static', filename='style.css') }}"&gt;</w:t>
+        <w:t xml:space="preserve">    &lt;link rel="stylesheet" href="{{ url_for('static', filename='style.css') }}"&gt;</w:t>
       </w:r>
     </w:p>
     <w:p>
@@ -988,57 +915,17 @@
     </w:p>
     <w:p>
       <w:r>
-        <w:t xml:space="preserve">    &lt;div class="</w:t>
-      </w:r>
-      <w:proofErr w:type="spellStart"/>
-      <w:r>
-        <w:t>todos</w:t>
-      </w:r>
-      <w:proofErr w:type="spellEnd"/>
-      <w:r>
-        <w:t>-container"&gt;</w:t>
-      </w:r>
-    </w:p>
-    <w:p>
-      <w:r>
-        <w:t xml:space="preserve">        {% for </w:t>
-      </w:r>
-      <w:proofErr w:type="spellStart"/>
-      <w:r>
-        <w:t>todo</w:t>
-      </w:r>
-      <w:proofErr w:type="spellEnd"/>
-      <w:r>
-        <w:t xml:space="preserve"> in </w:t>
-      </w:r>
-      <w:proofErr w:type="spellStart"/>
-      <w:r>
-        <w:t>todos</w:t>
-      </w:r>
-      <w:proofErr w:type="spellEnd"/>
-      <w:r>
-        <w:t xml:space="preserve"> %}</w:t>
-      </w:r>
-    </w:p>
-    <w:p>
-      <w:r>
-        <w:t xml:space="preserve">            &lt;div class="</w:t>
-      </w:r>
-      <w:proofErr w:type="spellStart"/>
-      <w:r>
-        <w:t>todo</w:t>
-      </w:r>
-      <w:proofErr w:type="spellEnd"/>
-      <w:r>
-        <w:t>-item" id="</w:t>
-      </w:r>
-      <w:proofErr w:type="spellStart"/>
-      <w:r>
-        <w:t>todo</w:t>
-      </w:r>
-      <w:proofErr w:type="spellEnd"/>
-      <w:r>
-        <w:t>-{{ todo.id }}"&gt;</w:t>
+        <w:t xml:space="preserve">    &lt;div class="todos-container"&gt;</w:t>
+      </w:r>
+    </w:p>
+    <w:p>
+      <w:r>
+        <w:t xml:space="preserve">        {% for todo in todos %}</w:t>
+      </w:r>
+    </w:p>
+    <w:p>
+      <w:r>
+        <w:t xml:space="preserve">            &lt;div class="todo-item" id="todo-{{ todo.id }}"&gt;</w:t>
       </w:r>
     </w:p>
     <w:p>
@@ -1053,47 +940,7 @@
     </w:p>
     <w:p>
       <w:r>
-        <w:t xml:space="preserve">                        &lt;</w:t>
-      </w:r>
-      <w:proofErr w:type="spellStart"/>
-      <w:r>
-        <w:t>img</w:t>
-      </w:r>
-      <w:proofErr w:type="spellEnd"/>
-      <w:r>
-        <w:t xml:space="preserve"> </w:t>
-      </w:r>
-      <w:proofErr w:type="spellStart"/>
-      <w:r>
-        <w:t>src</w:t>
-      </w:r>
-      <w:proofErr w:type="spellEnd"/>
-      <w:r>
-        <w:t xml:space="preserve">="{{ </w:t>
-      </w:r>
-      <w:proofErr w:type="spellStart"/>
-      <w:r>
-        <w:t>url_for</w:t>
-      </w:r>
-      <w:proofErr w:type="spellEnd"/>
-      <w:r>
-        <w:t xml:space="preserve">('static', filename='images/{{ 'checked.png' if </w:t>
-      </w:r>
-      <w:proofErr w:type="spellStart"/>
-      <w:r>
-        <w:t>todo.is_checked</w:t>
-      </w:r>
-      <w:proofErr w:type="spellEnd"/>
-      <w:r>
-        <w:t xml:space="preserve"> else 'unchecked.png' }}') }}" alt="checkbox" id="checkbox-</w:t>
-      </w:r>
-      <w:proofErr w:type="spellStart"/>
-      <w:r>
-        <w:t>img</w:t>
-      </w:r>
-      <w:proofErr w:type="spellEnd"/>
-      <w:r>
-        <w:t>-{{ todo.id }}"&gt;</w:t>
+        <w:t xml:space="preserve">                        &lt;img src="{{ url_for('static', filename='images/{{ 'checked.png' if todo.is_checked else 'unchecked.png' }}') }}" alt="checkbox" id="checkbox-img-{{ todo.id }}"&gt;</w:t>
       </w:r>
     </w:p>
     <w:p>
@@ -1108,15 +955,7 @@
     </w:p>
     <w:p>
       <w:r>
-        <w:t xml:space="preserve">                &lt;p&gt;{{ </w:t>
-      </w:r>
-      <w:proofErr w:type="spellStart"/>
-      <w:r>
-        <w:t>todo.task</w:t>
-      </w:r>
-      <w:proofErr w:type="spellEnd"/>
-      <w:r>
-        <w:t xml:space="preserve"> }}&lt;/p&gt;</w:t>
+        <w:t xml:space="preserve">                &lt;p&gt;{{ todo.task }}&lt;/p&gt;</w:t>
       </w:r>
     </w:p>
     <w:p>
@@ -1126,15 +965,7 @@
     </w:p>
     <w:p>
       <w:r>
-        <w:t xml:space="preserve">        {% </w:t>
-      </w:r>
-      <w:proofErr w:type="spellStart"/>
-      <w:r>
-        <w:t>endfor</w:t>
-      </w:r>
-      <w:proofErr w:type="spellEnd"/>
-      <w:r>
-        <w:t xml:space="preserve"> %}</w:t>
+        <w:t xml:space="preserve">        {% endfor %}</w:t>
       </w:r>
     </w:p>
     <w:p>
@@ -1145,23 +976,7 @@
     <w:p/>
     <w:p>
       <w:r>
-        <w:t xml:space="preserve">    &lt;script </w:t>
-      </w:r>
-      <w:proofErr w:type="spellStart"/>
-      <w:r>
-        <w:t>src</w:t>
-      </w:r>
-      <w:proofErr w:type="spellEnd"/>
-      <w:r>
-        <w:t xml:space="preserve">="{{ </w:t>
-      </w:r>
-      <w:proofErr w:type="spellStart"/>
-      <w:r>
-        <w:t>url_for</w:t>
-      </w:r>
-      <w:proofErr w:type="spellEnd"/>
-      <w:r>
-        <w:t>('static', filename='script.js') }}"&gt;&lt;/script&gt;</w:t>
+        <w:t xml:space="preserve">    &lt;script src="{{ url_for('static', filename='script.js') }}"&gt;&lt;/script&gt;</w:t>
       </w:r>
     </w:p>
     <w:p>
@@ -1185,7 +1000,7 @@
 </file>
 
 <file path=word/numbering.xml><?xml version="1.0" encoding="utf-8"?>
-<w:numbering xmlns:wpc="http://schemas.microsoft.com/office/word/2010/wordprocessingCanvas" xmlns:cx="http://schemas.microsoft.com/office/drawing/2014/chartex" xmlns:cx1="http://schemas.microsoft.com/office/drawing/2015/9/8/chartex" xmlns:cx2="http://schemas.microsoft.com/office/drawing/2015/10/21/chartex" xmlns:cx3="http://schemas.microsoft.com/office/drawing/2016/5/9/chartex" xmlns:cx4="http://schemas.microsoft.com/office/drawing/2016/5/10/chartex" xmlns:cx5="http://schemas.microsoft.com/office/drawing/2016/5/11/chartex" xmlns:cx6="http://schemas.microsoft.com/office/drawing/2016/5/12/chartex" xmlns:cx7="http://schemas.microsoft.com/office/drawing/2016/5/13/chartex" xmlns:cx8="http://schemas.microsoft.com/office/drawing/2016/5/14/chartex" xmlns:mc="http://schemas.openxmlformats.org/markup-compatibility/2006" xmlns:aink="http://schemas.microsoft.com/office/drawing/2016/ink" xmlns:am3d="http://schemas.microsoft.com/office/drawing/2017/model3d" xmlns:o="urn:schemas-microsoft-com:office:office" xmlns:oel="http://schemas.microsoft.com/office/2019/extlst" xmlns:r="http://schemas.openxmlformats.org/officeDocument/2006/relationships" xmlns:m="http://schemas.openxmlformats.org/officeDocument/2006/math" xmlns:v="urn:schemas-microsoft-com:vml" xmlns:wp14="http://schemas.microsoft.com/office/word/2010/wordprocessingDrawing" xmlns:wp="http://schemas.openxmlformats.org/drawingml/2006/wordprocessingDrawing" xmlns:w10="urn:schemas-microsoft-com:office:word" xmlns:w="http://schemas.openxmlformats.org/wordprocessingml/2006/main" xmlns:w14="http://schemas.microsoft.com/office/word/2010/wordml" xmlns:w15="http://schemas.microsoft.com/office/word/2012/wordml" xmlns:w16cex="http://schemas.microsoft.com/office/word/2018/wordml/cex" xmlns:w16cid="http://schemas.microsoft.com/office/word/2016/wordml/cid" xmlns:w16="http://schemas.microsoft.com/office/word/2018/wordml" xmlns:w16du="http://schemas.microsoft.com/office/word/2023/wordml/word16du" xmlns:w16sdtdh="http://schemas.microsoft.com/office/word/2020/wordml/sdtdatahash" xmlns:w16se="http://schemas.microsoft.com/office/word/2015/wordml/symex" xmlns:wpg="http://schemas.microsoft.com/office/word/2010/wordprocessingGroup" xmlns:wpi="http://schemas.microsoft.com/office/word/2010/wordprocessingInk" xmlns:wne="http://schemas.microsoft.com/office/word/2006/wordml" xmlns:wps="http://schemas.microsoft.com/office/word/2010/wordprocessingShape" mc:Ignorable="w14 w15 w16se w16cid w16 w16cex w16sdtdh w16du wp14">
+<w:numbering xmlns:wpc="http://schemas.microsoft.com/office/word/2010/wordprocessingCanvas" xmlns:cx="http://schemas.microsoft.com/office/drawing/2014/chartex" xmlns:cx1="http://schemas.microsoft.com/office/drawing/2015/9/8/chartex" xmlns:cx2="http://schemas.microsoft.com/office/drawing/2015/10/21/chartex" xmlns:cx3="http://schemas.microsoft.com/office/drawing/2016/5/9/chartex" xmlns:cx4="http://schemas.microsoft.com/office/drawing/2016/5/10/chartex" xmlns:cx5="http://schemas.microsoft.com/office/drawing/2016/5/11/chartex" xmlns:cx6="http://schemas.microsoft.com/office/drawing/2016/5/12/chartex" xmlns:cx7="http://schemas.microsoft.com/office/drawing/2016/5/13/chartex" xmlns:cx8="http://schemas.microsoft.com/office/drawing/2016/5/14/chartex" xmlns:mc="http://schemas.openxmlformats.org/markup-compatibility/2006" xmlns:aink="http://schemas.microsoft.com/office/drawing/2016/ink" xmlns:am3d="http://schemas.microsoft.com/office/drawing/2017/model3d" xmlns:o="urn:schemas-microsoft-com:office:office" xmlns:oel="http://schemas.microsoft.com/office/2019/extlst" xmlns:r="http://schemas.openxmlformats.org/officeDocument/2006/relationships" xmlns:m="http://schemas.openxmlformats.org/officeDocument/2006/math" xmlns:v="urn:schemas-microsoft-com:vml" xmlns:wp14="http://schemas.microsoft.com/office/word/2010/wordprocessingDrawing" xmlns:wp="http://schemas.openxmlformats.org/drawingml/2006/wordprocessingDrawing" xmlns:w10="urn:schemas-microsoft-com:office:word" xmlns:w="http://schemas.openxmlformats.org/wordprocessingml/2006/main" xmlns:w14="http://schemas.microsoft.com/office/word/2010/wordml" xmlns:w15="http://schemas.microsoft.com/office/word/2012/wordml" xmlns:w16cex="http://schemas.microsoft.com/office/word/2018/wordml/cex" xmlns:w16cid="http://schemas.microsoft.com/office/word/2016/wordml/cid" xmlns:w16="http://schemas.microsoft.com/office/word/2018/wordml" xmlns:w16du="http://schemas.microsoft.com/office/word/2023/wordml/word16du" xmlns:w16sdtdh="http://schemas.microsoft.com/office/word/2020/wordml/sdtdatahash" xmlns:w16sdtfl="http://schemas.microsoft.com/office/word/2024/wordml/sdtformatlock" xmlns:w16se="http://schemas.microsoft.com/office/word/2015/wordml/symex" xmlns:wpg="http://schemas.microsoft.com/office/word/2010/wordprocessingGroup" xmlns:wpi="http://schemas.microsoft.com/office/word/2010/wordprocessingInk" xmlns:wne="http://schemas.microsoft.com/office/word/2006/wordml" xmlns:wps="http://schemas.microsoft.com/office/word/2010/wordprocessingShape" mc:Ignorable="w14 w15 w16se w16cid w16 w16cex w16sdtdh w16sdtfl w16du wp14">
   <w:abstractNum w:abstractNumId="0" w15:restartNumberingAfterBreak="0">
     <w:nsid w:val="070D1D54"/>
     <w:multiLevelType w:val="hybridMultilevel"/>
@@ -1976,7 +1791,7 @@
 </file>
 
 <file path=word/styles.xml><?xml version="1.0" encoding="utf-8"?>
-<w:styles xmlns:mc="http://schemas.openxmlformats.org/markup-compatibility/2006" xmlns:r="http://schemas.openxmlformats.org/officeDocument/2006/relationships" xmlns:w="http://schemas.openxmlformats.org/wordprocessingml/2006/main" xmlns:w14="http://schemas.microsoft.com/office/word/2010/wordml" xmlns:w15="http://schemas.microsoft.com/office/word/2012/wordml" xmlns:w16cex="http://schemas.microsoft.com/office/word/2018/wordml/cex" xmlns:w16cid="http://schemas.microsoft.com/office/word/2016/wordml/cid" xmlns:w16="http://schemas.microsoft.com/office/word/2018/wordml" xmlns:w16du="http://schemas.microsoft.com/office/word/2023/wordml/word16du" xmlns:w16sdtdh="http://schemas.microsoft.com/office/word/2020/wordml/sdtdatahash" xmlns:w16se="http://schemas.microsoft.com/office/word/2015/wordml/symex" mc:Ignorable="w14 w15 w16se w16cid w16 w16cex w16sdtdh w16du">
+<w:styles xmlns:mc="http://schemas.openxmlformats.org/markup-compatibility/2006" xmlns:r="http://schemas.openxmlformats.org/officeDocument/2006/relationships" xmlns:w="http://schemas.openxmlformats.org/wordprocessingml/2006/main" xmlns:w14="http://schemas.microsoft.com/office/word/2010/wordml" xmlns:w15="http://schemas.microsoft.com/office/word/2012/wordml" xmlns:w16cex="http://schemas.microsoft.com/office/word/2018/wordml/cex" xmlns:w16cid="http://schemas.microsoft.com/office/word/2016/wordml/cid" xmlns:w16="http://schemas.microsoft.com/office/word/2018/wordml" xmlns:w16du="http://schemas.microsoft.com/office/word/2023/wordml/word16du" xmlns:w16sdtdh="http://schemas.microsoft.com/office/word/2020/wordml/sdtdatahash" xmlns:w16sdtfl="http://schemas.microsoft.com/office/word/2024/wordml/sdtformatlock" xmlns:w16se="http://schemas.microsoft.com/office/word/2015/wordml/symex" mc:Ignorable="w14 w15 w16se w16cid w16 w16cex w16sdtdh w16sdtfl w16du">
   <w:docDefaults>
     <w:rPrDefault>
       <w:rPr>
